--- a/deliverables/青岛抚顺路和哈尔滨路路口交通事故_肇事方沟通方案与体检分析_20260817.docx
+++ b/deliverables/青岛抚顺路和哈尔滨路路口交通事故_肇事方沟通方案与体检分析_20260817.docx
@@ -74,7 +74,7 @@
           <w:b w:val="0"/>
           <w:sz w:val="24"/>
         </w:rPr>
-        <w:t>• 这不是入职体检，也不是伤残鉴定书。是山东大学齐鲁医院（青岛）2026-08-14、08-15 的三份已审核 CT。</w:t>
+        <w:t>• 这不是入职体检，也不是伤残鉴定书。依据是山东大学齐鲁医院（青岛）三份已审核 CT，以及 8 月 19 日归档的出院记录、急诊病历。</w:t>
       </w:r>
     </w:p>
     <w:p>
@@ -89,7 +89,7 @@
           <w:b w:val="0"/>
           <w:sz w:val="24"/>
         </w:rPr>
-        <w:t>• 伤者：胡某，男，64 岁。只有他受伤。家属、骑手都没有本次伤残材料。</w:t>
+        <w:t>• 伤者：胡志远，男，64 岁。门诊号 0002750430，住院号 0001519455。只有他受伤。</w:t>
       </w:r>
     </w:p>
     <w:p>
@@ -104,7 +104,7 @@
           <w:b w:val="0"/>
           <w:sz w:val="24"/>
         </w:rPr>
-        <w:t>• 本次事故造成：右胫骨远端骨折（移位）、右腓骨近端骨折（移位）、右踝关节半脱位、距骨内缘撕脱骨折、外踝撕脱骨折，小腿和踝软组织肿胀。</w:t>
+        <w:t>• 本次事故造成：右开放性踝关节骨折脱位、韧带断裂、皮肤坏死；右胫骨远端、腓骨近端骨折（移位）；距骨内缘及外踝撕脱骨折。</w:t>
       </w:r>
     </w:p>
     <w:p>
@@ -119,7 +119,7 @@
           <w:b w:val="0"/>
           <w:sz w:val="24"/>
         </w:rPr>
-        <w:t>• 8 月 15 日已在手足与显微重建外科做右踝内外固定，复查固定在位、位线可，软组织仍肿。到 8 月 17 日术后只有两天，不是康复期。</w:t>
+        <w:t>• 手术是 8 月 14 日 19:01，切开复位内外固定、韧带缝合、清创、VSD。8 月 15 日术后 CT 固定在位、仍肿。8 月 17 日出院时仍带外固定架、克氏针和负压吸引，不是康复期。</w:t>
       </w:r>
     </w:p>
     <w:p>
@@ -164,7 +164,7 @@
           <w:b w:val="0"/>
           <w:sz w:val="24"/>
         </w:rPr>
-        <w:t>医院：山东大学齐鲁医院（青岛）。云影像患者：胡**，男，64 岁。报告页注明：本报告仅供临床医生参考，不作任何证明。 报告只能证明伤了什么、做了什么手术，不能当残级，也不能当入职体检结论。</w:t>
+        <w:t>医院：山东大学齐鲁医院（青岛）。云影像患者：胡志远（云影像脱敏为胡**），男，64 岁。报告页注明：本报告仅供临床医生参考，不作任何证明。 报告只能证明伤了什么、做了什么手术，不能当残级，也不能当入职体检结论。</w:t>
       </w:r>
     </w:p>
     <w:p>
@@ -179,7 +179,7 @@
           <w:b w:val="0"/>
           <w:sz w:val="24"/>
         </w:rPr>
-        <w:t>伤者：64 岁男性胡某，骑三轮车（交警认定属机动车）。家属称老爷子。齐鲁转写床号 33 床、姓名胡志远，以身份证和病历首页为准。 家属对接人：胡继刚（儿子，自上海返回处理）。岳父为执业律师，可专业跟进。</w:t>
+        <w:t>伤者：64 岁男性胡志远（齐鲁门诊病历、腕带、出院记录均为该名；云影像脱敏胡**）。家属口语称老爷子，对外材料曾写胡某。骑三轮车（交警认定属机动车）。齐鲁住院号 0001519455，门诊号 0002750430，11D 手足与显微重建外科 33 床。 家属对接人：胡继刚（儿子，自上海返回处理）。岳父为执业律师，可专业跟进。</w:t>
       </w:r>
     </w:p>
     <w:p>
@@ -209,7 +209,7 @@
           <w:b w:val="0"/>
           <w:sz w:val="24"/>
         </w:rPr>
-        <w:t>地点：青岛市市北区抚顺路和哈尔滨路路口（抚顺路批发市场）。护栏开口借道掉头。录音里其他市场别称一律停用。地址仍以认定书为准。。过程：胡某当时在为刘孝春家卸货搬运，驾驶/使用刘家三轮车。卸完第一趟，回装第二趟：贴护栏上坡，准备左拐去下方装货再往楼上拉。因护栏开口，须先向上借道调整，再掉头。8 月 18 日口述双方都往上走。后方黄色美团二轮碰撞，三轮侧翻，脚踏板压伤右脚。交警称视频能看清过程；家属称监控可能看不清护栏。护栏开口可以解释动作来源，但不能据此争全责。 书面认定书尚未出具。监控可排除任何一方全责。可能同等，或外卖主责、三轮次责。双方过错描述待认定书。简易或一般程序由律师看监控和车辆材料后确定，家属不自己拍板。</w:t>
+        <w:t>地点：青岛市市北区抚顺路和哈尔滨路路口（抚顺路批发市场）。护栏开口借道掉头。录音里其他市场别称一律停用。地址仍以认定书为准。。过程：胡志远当时在为刘孝春家卸货搬运，驾驶/使用刘家三轮车。卸完第一趟，回装第二趟：贴护栏上坡，准备左拐去下方装货再往楼上拉。因护栏开口，须先向上借道调整，再掉头。8 月 18 日口述双方都往上走。后方黄色美团二轮碰撞，三轮侧翻，脚踏板压伤右脚。交警称视频能看清过程；家属称监控可能看不清护栏。护栏开口可以解释动作来源，但不能据此争全责。 书面认定书尚未出具。监控可排除任何一方全责。可能同等，或外卖主责、三轮次责。双方过错描述待认定书。简易或一般程序由律师看监控和车辆材料后确定，家属不自己拍板。</w:t>
       </w:r>
     </w:p>
     <w:p>
@@ -540,7 +540,7 @@
                 <w:b w:val="0"/>
                 <w:sz w:val="21"/>
               </w:rPr>
-              <w:t>8 月 15 日已经手术，内外固定都在。现在还肿，不是出院养伤阶段。后续还要住院、换药、复查，费用还在发生。</w:t>
+              <w:t>8 月 14 日晚上已经手术，内外固定和外固定架都在，还做了清创负压引流。现在还肿、还要换药，不是出院养伤阶段。</w:t>
             </w:r>
           </w:p>
         </w:tc>
@@ -951,7 +951,7 @@
               </w:rPr>
               <w:t>右踝关节CT平扫（薄层）＋骨三维成像</w:t>
               <w:br/>
-              <w:t>住院 · 手足与显微重建外科（已审核）</w:t>
+              <w:t>住院 · 手足与显微重建外科 · 33 床（已审核）</w:t>
             </w:r>
           </w:p>
         </w:tc>
@@ -1057,7 +1057,7 @@
           <w:b w:val="0"/>
           <w:sz w:val="24"/>
         </w:rPr>
-        <w:t>• 右踝关节半脱位（对位不良，胫距关节间隙增宽）</w:t>
+        <w:t>• 右踝关节半脱位（CT）；出院诊断为右开放性踝关节骨折、右开放性踝关节脱位</w:t>
       </w:r>
     </w:p>
     <w:p>
@@ -1072,7 +1072,7 @@
           <w:b w:val="0"/>
           <w:sz w:val="24"/>
         </w:rPr>
-        <w:t>• 右距骨内缘撕脱性骨折</w:t>
+        <w:t>• 右距骨内缘撕脱性骨折、右外踝撕脱性骨折</w:t>
       </w:r>
     </w:p>
     <w:p>
@@ -1087,7 +1087,22 @@
           <w:b w:val="0"/>
           <w:sz w:val="24"/>
         </w:rPr>
-        <w:t>• 右外踝撕脱性骨折</w:t>
+        <w:t>• 右踝部韧带断裂（出院诊断）</w:t>
+      </w:r>
+    </w:p>
+    <w:p>
+      <w:pPr>
+        <w:spacing w:after="60" w:before="0" w:line="336" w:lineRule="auto"/>
+        <w:ind w:firstLine="210"/>
+        <w:jc w:val="left"/>
+      </w:pPr>
+      <w:r>
+        <w:rPr>
+          <w:rFonts w:ascii="宋体" w:hAnsi="宋体" w:eastAsia="宋体" w:cs="宋体"/>
+          <w:b w:val="0"/>
+          <w:sz w:val="24"/>
+        </w:rPr>
+        <w:t>• 右踝挫伤并皮肤坏死；内踝碾挫伤创面深达骨质（入院查体）</w:t>
       </w:r>
     </w:p>
     <w:p>
@@ -1117,7 +1132,7 @@
           <w:b w:val="0"/>
           <w:sz w:val="24"/>
         </w:rPr>
-        <w:t>• 2026-08-15 已行右踝关节骨折内外固定术，复查固定在位、位线可，软组织仍肿</w:t>
+        <w:t>• 2026-08-14 19:01 行切开复位内外固定、韧带缝合、清创、VSD 负压吸引；外固定架及克氏针固定可靠</w:t>
       </w:r>
     </w:p>
     <w:p>
@@ -1162,6 +1177,21 @@
           <w:sz w:val="24"/>
         </w:rPr>
         <w:t>• 右足退行性变、跟骨骨刺、第一跖骨头囊变：属退变/陈旧改变，一般不计入本次交通事故伤残</w:t>
+      </w:r>
+    </w:p>
+    <w:p>
+      <w:pPr>
+        <w:spacing w:after="60" w:before="0" w:line="336" w:lineRule="auto"/>
+        <w:ind w:firstLine="210"/>
+        <w:jc w:val="left"/>
+      </w:pPr>
+      <w:r>
+        <w:rPr>
+          <w:rFonts w:ascii="宋体" w:hAnsi="宋体" w:eastAsia="宋体" w:cs="宋体"/>
+          <w:b w:val="0"/>
+          <w:sz w:val="24"/>
+        </w:rPr>
+        <w:t>• 高血压、糖尿病：既往病，写在出院诊断里是为围手术期管理，不向肇事方按事故伤索赔</w:t>
       </w:r>
     </w:p>
     <w:p>
@@ -1350,7 +1380,7 @@
                 <w:b w:val="0"/>
                 <w:sz w:val="21"/>
               </w:rPr>
-              <w:t>术后 CT 结论是「内外固定术后，内外固定在位」，以手术记录和术后 CT 为准，不以口述根数为准。</w:t>
+              <w:t>出院记录写的是外固定架及克氏针，未写锁定钉根数。完整手术记录和植入物清单仍要向病案室要，不以口述根数为准。</w:t>
             </w:r>
           </w:p>
         </w:tc>
@@ -1392,7 +1422,7 @@
                 <w:b w:val="0"/>
                 <w:sz w:val="21"/>
               </w:rPr>
-              <w:t>同日住院 CT 在手足与显微重建外科，证明当时仍在齐鲁医院住院术后复查，并未结束治疗。</w:t>
+              <w:t>出院记录：2026-08-14 14:14 入院，2026-08-17 08:00 出院，住院 3 天。8 月 15 日是术后 CT，人还在齐鲁 33 床。</w:t>
             </w:r>
           </w:p>
         </w:tc>
@@ -1536,7 +1566,7 @@
                 <w:b w:val="0"/>
                 <w:sz w:val="21"/>
               </w:rPr>
-              <w:t>录音写成「胡志远」</w:t>
+              <w:t>录音写成「胡志远」、对外写胡某</w:t>
             </w:r>
           </w:p>
         </w:tc>
@@ -1556,7 +1586,7 @@
                 <w:b w:val="0"/>
                 <w:sz w:val="21"/>
               </w:rPr>
-              <w:t>家属对接人是儿子胡继刚。伤者写胡某。姓名以身份证、病历首页为准。</w:t>
+              <w:t>齐鲁门诊病历、腕带、出院记录姓名均为胡志远。家属口语称老爷子。法律文书以身份证和病历首页为准。</w:t>
             </w:r>
           </w:p>
         </w:tc>
@@ -1871,7 +1901,7 @@
           <w:b w:val="0"/>
           <w:sz w:val="24"/>
         </w:rPr>
-        <w:t>不要把现在当成康复期。8 月 15 日术后 CT 仍写软组织肿胀、内外固定刚做完，到 17 日只过了两天。朋友说「已经康复期就别折腾」与影像时间轴不符。</w:t>
+        <w:t>不要把现在当成康复期。手术是 8 月 14 日 19:01，出院 8 月 17 日 08:00，出院时仍带 VSD 和外固定架，医嘱继续负压吸引、根据创面二期治疗。8 月 15 日术后 CT 仍写软组织肿胀。朋友说「已经康复期就别折腾」与病历不符。</w:t>
       </w:r>
     </w:p>
     <w:p>
@@ -2183,7 +2213,7 @@
           <w:b w:val="0"/>
           <w:sz w:val="24"/>
         </w:rPr>
-        <w:t>• 对肇事方只说报告上有的话：两处骨折、脚踝半脱位、已手术、还在肿、还要住院。</w:t>
+        <w:t>• 对肇事方只说报告和出院记录上有的话：开放性踝关节骨折脱位、已手术、还在肿、还要换药和二期治疗。</w:t>
       </w:r>
     </w:p>
     <w:p>
@@ -2258,7 +2288,7 @@
           <w:b w:val="0"/>
           <w:sz w:val="24"/>
         </w:rPr>
-        <w:t>我是伤者胡某的儿子胡继刚。8 月 14 日抚顺路和哈尔滨路路口，你骑美团二轮、我父亲骑三轮，监控交警已经调取。父亲 64 岁，齐鲁医院 CT 证实右腿两处骨折、脚踝半脱位，15 日已经做了内外固定，检查号我可以发给你。今天不谈总赔偿、不谈伤残。就三件事：第一，把你们站点负责人和保险公司拉进一个群；第二，确认市北区人民医院后续费用你们保险认不认；第三，已发生的住院手术费怎么先处理，我们有发票。交警说任何一方都不是全责，我们接受看视频、看认定书。但人还在医院，不能等认定书才开始过问。</w:t>
+        <w:t>我是伤者胡某的儿子胡继刚。8 月 14 日抚顺路和哈尔滨路路口，你骑美团二轮、我父亲骑三轮，监控交警已经调取。父亲 64 岁，齐鲁医院病历证实右踝开放性骨折脱位，14 日晚上已经做了内外固定和清创，检查号我可以发给你。今天不谈总赔偿、不谈伤残。就三件事：第一，把你们站点负责人和保险公司拉进一个群；第二，确认市北区人民医院后续费用你们保险认不认；第三，已发生的住院手术费怎么先处理，我们有发票。交警说任何一方都不是全责，我们接受看视频、看认定书。但人还在医院，不能等认定书才开始过问。</w:t>
       </w:r>
     </w:p>
     <w:p>
@@ -5821,7 +5851,7 @@
           <w:b w:val="0"/>
           <w:sz w:val="24"/>
         </w:rPr>
-        <w:t>• 齐鲁入院记录、手术记录、术后医嘱（向医院要，不要口述钢钉根数）</w:t>
+        <w:t>• 齐鲁入院记录、出院记录、手术记录、术后医嘱（出院记录已有；完整手术记录向病案室要，不要口述钢钉根数）</w:t>
       </w:r>
     </w:p>
     <w:p>

--- a/deliverables/青岛抚顺路和哈尔滨路路口交通事故_肇事方沟通方案与体检分析_20260817.docx
+++ b/deliverables/青岛抚顺路和哈尔滨路路口交通事故_肇事方沟通方案与体检分析_20260817.docx
@@ -179,7 +179,7 @@
           <w:b w:val="0"/>
           <w:sz w:val="24"/>
         </w:rPr>
-        <w:t>伤者：64 岁男性胡志远（齐鲁门诊病历、腕带、出院记录均为该名；云影像脱敏胡**）。家属口语称老爷子，对外材料曾写胡某。骑三轮车（交警认定属机动车）。齐鲁住院号 0001519455，门诊号 0002750430，11D 手足与显微重建外科 33 床。 家属对接人：胡继刚（儿子，自上海返回处理）。岳父为执业律师，可专业跟进。</w:t>
+        <w:t>伤者：64 岁男性胡志远（齐鲁门诊病历、腕带、出院记录均为该名；云影像脱敏胡**）。家属口语称老爷子，对外材料曾写胡某。骑三轮车（交警认定属机动车）。齐鲁住院号 0001519455，门诊号 0002750430，11D 手足与显微重建外科 33 床。 家属对接人：胡继刚（儿子，自上海返回处理）。岳父为执业三十余年律师，家属已请其把关。现阶段仍场外：不到场见骑手或刘孝春、不署名发函。</w:t>
       </w:r>
     </w:p>
     <w:p>
@@ -3283,7 +3283,7 @@
           <w:b w:val="0"/>
           <w:sz w:val="24"/>
         </w:rPr>
-        <w:t>现在不要请诉讼律师去跟肇事者当面谈，也不要先发律师函。对内请岳父把关即可。</w:t>
+        <w:t>家属已请岳父（执业三十余年）把关。现在仍不到场见骑手或刘孝春，也不先发律师函。</w:t>
       </w:r>
     </w:p>
     <w:p>
@@ -3342,7 +3342,7 @@
           <w:b w:val="0"/>
           <w:sz w:val="24"/>
         </w:rPr>
-        <w:t>• 己方三轮无正规号牌，一般程序可能带来无牌上路、甚至无证驾驶的治安处罚，不宜用「去走一般程序」威胁对方。</w:t>
+        <w:t>• 己方三轮无正规号牌，一般程序可能带来无牌上路的治安处罚，不宜用「去走一般程序」威胁对方。</w:t>
       </w:r>
     </w:p>
     <w:p>
@@ -3357,7 +3357,7 @@
           <w:b w:val="0"/>
           <w:sz w:val="24"/>
         </w:rPr>
-        <w:t>• 伤残未评，律师现在无法代表你报一个合法残级。</w:t>
+        <w:t>• 伤残未评，现在无法代表报一个合法残级。</w:t>
       </w:r>
     </w:p>
     <w:p>
@@ -3372,7 +3372,7 @@
           <w:b w:val="0"/>
           <w:sz w:val="24"/>
         </w:rPr>
-        <w:t>岳父是执业律师，本周只做三件事：看出院入院手续、看对保险怎么问、看第一次跟骑手的开场稿。不进群、不到场、不署名函。</w:t>
+        <w:t>岳父本周场外做五件事：看 3 万收据和欠薪表述；看护工合同（一对一、300 元/天、发票）；指导对保险怎么问；看监控后书面意见简易或一般；认定书签字前给意见。不进群、不到场、不署名函。对外不要对骑手或刘孝春说「我岳父是律师」。</w:t>
       </w:r>
     </w:p>
     <w:p>
